--- a/きょうのいろ_17色.docx
+++ b/きょうのいろ_17色.docx
@@ -894,7 +894,7 @@
           <w:sz w:val="21"/>
           <w:szCs w:val="21"/>
         </w:rPr>
-        <w:t xml:space="preserve">今日は何にもとらわれず、自由に過ごしてみて。</w:t>
+        <w:t xml:space="preserve">一つ身に付けて、今日はまた一から始めてみて。</w:t>
       </w:r>
     </w:p>
     <w:p>

--- a/きょうのいろ_17色.docx
+++ b/きょうのいろ_17色.docx
@@ -702,7 +702,7 @@
           <w:sz w:val="24"/>
           <w:szCs w:val="24"/>
         </w:rPr>
-        <w:t xml:space="preserve">こつこつ努力</w:t>
+        <w:t xml:space="preserve">落ち着きたい</w:t>
       </w:r>
       <w:r>
         <w:rPr>
@@ -727,18 +727,18 @@
           <w:sz w:val="21"/>
           <w:szCs w:val="21"/>
         </w:rPr>
-        <w:t xml:space="preserve">ちゃいろは地に足をつけて、こつこつ積み上げる色。</w:t>
-      </w:r>
-    </w:p>
-    <w:p>
-      <w:r>
-        <w:rPr>
-          <w:rFonts w:ascii="Yu Gothic" w:cs="Yu Gothic" w:eastAsia="Yu Gothic" w:hAnsi="Yu Gothic"/>
-          <w:color w:val="2B2723"/>
-          <w:sz w:val="21"/>
-          <w:szCs w:val="21"/>
-        </w:rPr>
-        <w:t xml:space="preserve">今日の積み重ねは、ちゃんと明日につながります。</w:t>
+        <w:t xml:space="preserve">ちゃいろはどっしりと落ち着ける、安定と安心の色。</w:t>
+      </w:r>
+    </w:p>
+    <w:p>
+      <w:r>
+        <w:rPr>
+          <w:rFonts w:ascii="Yu Gothic" w:cs="Yu Gothic" w:eastAsia="Yu Gothic" w:hAnsi="Yu Gothic"/>
+          <w:color w:val="2B2723"/>
+          <w:sz w:val="21"/>
+          <w:szCs w:val="21"/>
+        </w:rPr>
+        <w:t xml:space="preserve">一つ身に付けるだけで、今日は地に足をつけて過ごせます。</w:t>
       </w:r>
     </w:p>
     <w:p>
